--- a/output/cv/Hanshang_Zhu_CV.docx
+++ b/output/cv/Hanshang_Zhu_CV.docx
@@ -73,6 +73,7 @@
       <w:pPr>
         <w:pStyle w:val="Heading1"/>
         <w:suppressAutoHyphens/>
+        <w:spacing w:before="120" w:after="40"/>
       </w:pPr>
       <w:r>
         <w:rPr>
@@ -166,6 +167,7 @@
       <w:pPr>
         <w:pStyle w:val="Heading1"/>
         <w:suppressAutoHyphens/>
+        <w:spacing w:before="120" w:after="40"/>
       </w:pPr>
       <w:r>
         <w:rPr>
@@ -219,9 +221,7 @@
       <w:r>
         <w:t>•</w:t>
         <w:tab/>
-      </w:r>
-      <w:r>
-        <w:t>Led Unitree G1 motion data processing; contributed to sim-to-sim experiments for the RA-L submission.</w:t>
+        <w:t>Led motion retargeting and data curation for Unitree G1 whole-body control across eight motion categories; contributed to sim-to-sim validation and end-to-end real robot experiments.</w:t>
       </w:r>
     </w:p>
     <w:p>
@@ -239,9 +239,7 @@
       <w:r>
         <w:t>•</w:t>
         <w:tab/>
-      </w:r>
-      <w:r>
-        <w:t>Trained RL locomotion policies with a residual adapter for kinematic accuracy and style preservation; contributed to sim-to-real development and end-to-end real robot experiments.</w:t>
+        <w:t>Trained RL residual policies over frozen whole-body trackers to recover motion amplitude, energy and posture while preserving stable execution; contributed to sim-to-real development for the RA-L submission.</w:t>
       </w:r>
     </w:p>
     <w:p>
@@ -669,13 +667,14 @@
           <w:i w:val="0"/>
           <w:lang w:val="en-GB"/>
         </w:rPr>
-        <w:t>Built an evaluation pipeline for multi-agent LLM systems using LangChain and LangGraph.</w:t>
+        <w:t>Contributed to building an evaluation pipeline for multi-agent LLM systems using LangChain and LangGraph.</w:t>
       </w:r>
     </w:p>
     <w:p>
       <w:pPr>
         <w:pStyle w:val="Heading1"/>
         <w:suppressAutoHyphens/>
+        <w:spacing w:before="120" w:after="40"/>
       </w:pPr>
       <w:r>
         <w:rPr>
@@ -922,6 +921,7 @@
       <w:pPr>
         <w:pStyle w:val="Heading1"/>
         <w:suppressAutoHyphens/>
+        <w:spacing w:before="120" w:after="40"/>
       </w:pPr>
       <w:r>
         <w:rPr>
